--- a/reports/week05 lab.docx
+++ b/reports/week05 lab.docx
@@ -3552,6 +3552,58 @@
           <w:rFonts w:ascii="Arial" w:hAnsi="Arial" w:eastAsia="Arial" w:cs="Arial"/>
           <w:color w:val="1f1f1f"/>
         </w:rPr>
+        <w:t xml:space="preserve">GitHub репозитор: https://github.com/losermuug/sprint05-openapi-lab</w:t>
+      </w:r>
+    </w:p>
+    <w:p>
+      <w:pPr>
+        <w:pBdr>
+          <w:top w:space="0" w:sz="0" w:val="nil"/>
+          <w:left w:space="0" w:sz="0" w:val="nil"/>
+          <w:bottom w:space="0" w:sz="0" w:val="nil"/>
+          <w:right w:space="0" w:sz="0" w:val="nil"/>
+          <w:between w:space="0" w:sz="0" w:val="nil"/>
+        </w:pBdr>
+        <w:shd w:fill="auto" w:val="clear"/>
+        <w:spacing w:line="275.9999942779541" w:lineRule="auto"/>
+        <w:rPr>
+          <w:rFonts w:ascii="Arial" w:cs="Arial" w:eastAsia="Arial" w:hAnsi="Arial"/>
+          <w:color w:val="1f1f1f"/>
+        </w:rPr>
+        <w:widowControl w:val="1"/>
+        <w:keepLines/>
+      </w:pPr>
+      <w:r>
+        <w:rPr>
+          <w:rFonts w:ascii="Arial" w:hAnsi="Arial" w:eastAsia="Arial" w:cs="Arial"/>
+          <w:color w:val="1f1f1f"/>
+        </w:rPr>
+        <w:t xml:space="preserve">Тайлан GitHub репозиторын reports/week05 lab.docx файлд орсон.</w:t>
+      </w:r>
+    </w:p>
+    <w:p>
+      <w:pPr>
+        <w:pBdr>
+          <w:top w:space="0" w:sz="0" w:val="nil"/>
+          <w:left w:space="0" w:sz="0" w:val="nil"/>
+          <w:bottom w:space="0" w:sz="0" w:val="nil"/>
+          <w:right w:space="0" w:sz="0" w:val="nil"/>
+          <w:between w:space="0" w:sz="0" w:val="nil"/>
+        </w:pBdr>
+        <w:shd w:fill="auto" w:val="clear"/>
+        <w:spacing w:line="275.9999942779541" w:lineRule="auto"/>
+        <w:rPr>
+          <w:rFonts w:ascii="Arial" w:cs="Arial" w:eastAsia="Arial" w:hAnsi="Arial"/>
+          <w:color w:val="1f1f1f"/>
+        </w:rPr>
+        <w:widowControl w:val="1"/>
+        <w:keepLines/>
+      </w:pPr>
+      <w:r>
+        <w:rPr>
+          <w:rFonts w:ascii="Arial" w:hAnsi="Arial" w:eastAsia="Arial" w:cs="Arial"/>
+          <w:color w:val="1f1f1f"/>
+        </w:rPr>
         <w:t xml:space="preserve">Vercel production хаяг: https://sprint05-openapi-lab.vercel.app</w:t>
       </w:r>
     </w:p>
@@ -4636,7 +4688,59 @@
           <w:rFonts w:ascii="Arial" w:hAnsi="Arial" w:eastAsia="Arial" w:cs="Arial"/>
           <w:color w:val="1f1f1f"/>
         </w:rPr>
-        <w:t xml:space="preserve">.github/workflows/lab.yml нь npm ci, dependency суулгалт, Redocly lint, docs build, sandbox эхлүүлэлт, tests/verify_lab.py болон evidence artifact хадгалалтыг тодорхойлсон. Нэг жишээний бонус шаардлагаас давж бүх 8 жишээг нэг pipeline-д ажиллуулахаар холбосон. Ижил validation командыг локал орчинд ажиллуулж 43 шалгалт давсан; GitHub-hosted workflow run хийсэн гэж батлаагүй.</w:t>
+        <w:t xml:space="preserve">.github/workflows/lab.yml нь npm ci, dependency суулгалт, Redocly lint, docs build, sandbox эхлүүлэлт, tests/verify_lab.py болон evidence artifact хадгалалтыг тодорхойлсон. Нэг жишээний бонус шаардлагаас давж бүх 8 жишээг нэг pipeline-д ажиллуулахаар холбосон. Ижил validation командыг локал болон Vercel орчинд ажиллуулж 43 шалгалт давсан. GitHub workflow_dispatch run үүссэн боловч account billing lock-оос болж job эхлээгүй; CI амжилттай ажилласан гэж батлаагүй.</w:t>
+      </w:r>
+    </w:p>
+    <w:p>
+      <w:pPr>
+        <w:pBdr>
+          <w:top w:space="0" w:sz="0" w:val="nil"/>
+          <w:left w:space="0" w:sz="0" w:val="nil"/>
+          <w:bottom w:space="0" w:sz="0" w:val="nil"/>
+          <w:right w:space="0" w:sz="0" w:val="nil"/>
+          <w:between w:space="0" w:sz="0" w:val="nil"/>
+        </w:pBdr>
+        <w:shd w:fill="auto" w:val="clear"/>
+        <w:spacing w:line="275.9999942779541" w:lineRule="auto"/>
+        <w:rPr>
+          <w:rFonts w:ascii="Arial" w:cs="Arial" w:eastAsia="Arial" w:hAnsi="Arial"/>
+          <w:color w:val="1f1f1f"/>
+        </w:rPr>
+        <w:widowControl w:val="1"/>
+        <w:keepLines/>
+      </w:pPr>
+      <w:r>
+        <w:rPr>
+          <w:rFonts w:ascii="Arial" w:hAnsi="Arial" w:eastAsia="Arial" w:cs="Arial"/>
+          <w:color w:val="1f1f1f"/>
+        </w:rPr>
+        <w:t xml:space="preserve">GitHub CI run: https://github.com/losermuug/sprint05-openapi-lab/actions/runs/37477474808</w:t>
+      </w:r>
+    </w:p>
+    <w:p>
+      <w:pPr>
+        <w:pBdr>
+          <w:top w:space="0" w:sz="0" w:val="nil"/>
+          <w:left w:space="0" w:sz="0" w:val="nil"/>
+          <w:bottom w:space="0" w:sz="0" w:val="nil"/>
+          <w:right w:space="0" w:sz="0" w:val="nil"/>
+          <w:between w:space="0" w:sz="0" w:val="nil"/>
+        </w:pBdr>
+        <w:shd w:fill="auto" w:val="clear"/>
+        <w:spacing w:line="275.9999942779541" w:lineRule="auto"/>
+        <w:rPr>
+          <w:rFonts w:ascii="Arial" w:cs="Arial" w:eastAsia="Arial" w:hAnsi="Arial"/>
+          <w:color w:val="1f1f1f"/>
+        </w:rPr>
+        <w:widowControl w:val="1"/>
+        <w:keepLines/>
+      </w:pPr>
+      <w:r>
+        <w:rPr>
+          <w:rFonts w:ascii="Arial" w:hAnsi="Arial" w:eastAsia="Arial" w:cs="Arial"/>
+          <w:color w:val="1f1f1f"/>
+        </w:rPr>
+        <w:t xml:space="preserve">GitHub-ийн алдаа: The job was not started because your account is locked due to a billing issue. Нотолгоо docs/evidence/github-ci.json-д байна.</w:t>
       </w:r>
     </w:p>
     <w:p>
@@ -4916,7 +5020,7 @@
                 <w:color w:val="1f1f1f"/>
                 <w:sz w:val="20"/>
               </w:rPr>
-              <w:t xml:space="preserve">Хоёр YAML; Redocly zero errors болон zero warnings; source repo commit</w:t>
+              <w:t xml:space="preserve">Хоёр YAML; Redocly zero errors; GitHub main дээр source болон тайлан commit хийгдсэн</w:t>
             </w:r>
           </w:p>
         </w:tc>
@@ -5522,7 +5626,7 @@
                 <w:color w:val="1f1f1f"/>
                 <w:sz w:val="20"/>
               </w:rPr>
-              <w:t xml:space="preserve">Workflow код бэлэн; ижил локал команд амжилттай</w:t>
+              <w:t xml:space="preserve">Workflow GitHub дээр; run үүссэн; account billing lock-оос job эхлээгүй</w:t>
             </w:r>
           </w:p>
         </w:tc>
@@ -5554,7 +5658,7 @@
                 <w:color w:val="1f1f1f"/>
                 <w:sz w:val="20"/>
               </w:rPr>
-              <w:t xml:space="preserve">Бэлэн</w:t>
+              <w:t xml:space="preserve">Саадтай</w:t>
             </w:r>
           </w:p>
         </w:tc>
@@ -5583,7 +5687,7 @@
           <w:rFonts w:ascii="Arial" w:hAnsi="Arial" w:eastAsia="Arial" w:cs="Arial"/>
           <w:color w:val="1f1f1f"/>
         </w:rPr>
-        <w:t xml:space="preserve">Үлдсэн практик хязгаар: GitHub-hosted CI run-ийн link байхгүй; sandbox нь production серверийг орлохгүй; 500/503 төлвүүд fault injection-ээр шалгагдаагүй. Өмнөх Sites deployment docs/evidence/deployment.json-д; шинэ Vercel production deployment docs/evidence/vercel-deployment.json-д байна.</w:t>
+        <w:t xml:space="preserve">Үлдсэн практик хязгаар: GitHub Actions job account billing lock-оос эхлээгүй; sandbox нь production серверийг орлохгүй; 500/503 төлвүүд fault injection-ээр шалгагдаагүй. Өмнөх Sites deployment docs/evidence/deployment.json-д; шинэ Vercel production deployment docs/evidence/vercel-deployment.json-д байна.</w:t>
       </w:r>
     </w:p>
     <w:p>

--- a/reports/week05 lab.docx
+++ b/reports/week05 lab.docx
@@ -4688,7 +4688,7 @@
           <w:rFonts w:ascii="Arial" w:hAnsi="Arial" w:eastAsia="Arial" w:cs="Arial"/>
           <w:color w:val="1f1f1f"/>
         </w:rPr>
-        <w:t xml:space="preserve">.github/workflows/lab.yml нь npm ci, dependency суулгалт, Redocly lint, docs build, sandbox эхлүүлэлт, tests/verify_lab.py болон evidence artifact хадгалалтыг тодорхойлсон. Нэг жишээний бонус шаардлагаас давж бүх 8 жишээг нэг pipeline-д ажиллуулахаар холбосон. Ижил validation командыг локал болон Vercel орчинд ажиллуулж 43 шалгалт давсан. GitHub workflow_dispatch run үүссэн боловч account billing lock-оос болж job эхлээгүй; CI амжилттай ажилласан гэж батлаагүй.</w:t>
+        <w:t xml:space="preserve">.github/workflows/lab.yml нь npm ci, dependency суулгалт, Redocly lint, docs build, sandbox эхлүүлэлт, tests/verify_lab.py болон evidence artifact хадгалалтыг тодорхойлсон. Нэг жишээний бонус шаардлагаас давж бүх 8 жишээг нэг pipeline-д ажиллуулахаар холбосон. Ижил validation командыг локал болон Vercel орчинд ажиллуулж 43 шалгалт давсан. GitHub Actions workflow_dispatch run амжилттай дууссан. GitHub runner дээр Redocly lint, docs build, бүх 8 executable sample болон 43 шалгалт давсан.</w:t>
       </w:r>
     </w:p>
     <w:p>
@@ -4714,7 +4714,7 @@
           <w:rFonts w:ascii="Arial" w:hAnsi="Arial" w:eastAsia="Arial" w:cs="Arial"/>
           <w:color w:val="1f1f1f"/>
         </w:rPr>
-        <w:t xml:space="preserve">GitHub CI run: https://github.com/losermuug/sprint05-openapi-lab/actions/runs/37477474808</w:t>
+        <w:t xml:space="preserve">GitHub CI run: https://github.com/losermuug/sprint05-openapi-lab/actions/runs/37478881291</w:t>
       </w:r>
     </w:p>
     <w:p>
@@ -4740,7 +4740,7 @@
           <w:rFonts w:ascii="Arial" w:hAnsi="Arial" w:eastAsia="Arial" w:cs="Arial"/>
           <w:color w:val="1f1f1f"/>
         </w:rPr>
-        <w:t xml:space="preserve">GitHub-ийн алдаа: The job was not started because your account is locked due to a billing issue. Нотолгоо docs/evidence/github-ci.json-д байна.</w:t>
+        <w:t xml:space="preserve">GitHub үр дүн: success; 43 passed, 0 failed. Run болон job-ийн төлөв docs/evidence/github-ci.json-д; runner-ийн verification artifact docs/evidence/github-actions-verification.json-д байна.</w:t>
       </w:r>
     </w:p>
     <w:p>
@@ -5626,7 +5626,7 @@
                 <w:color w:val="1f1f1f"/>
                 <w:sz w:val="20"/>
               </w:rPr>
-              <w:t xml:space="preserve">Workflow GitHub дээр; run үүссэн; account billing lock-оос job эхлээгүй</w:t>
+              <w:t xml:space="preserve">GitHub Actions success; бүх 8 executable sample болон 43 шалгалт давсан</w:t>
             </w:r>
           </w:p>
         </w:tc>
@@ -5658,7 +5658,7 @@
                 <w:color w:val="1f1f1f"/>
                 <w:sz w:val="20"/>
               </w:rPr>
-              <w:t xml:space="preserve">Саадтай</w:t>
+              <w:t xml:space="preserve">Хангасан</w:t>
             </w:r>
           </w:p>
         </w:tc>
@@ -5687,7 +5687,7 @@
           <w:rFonts w:ascii="Arial" w:hAnsi="Arial" w:eastAsia="Arial" w:cs="Arial"/>
           <w:color w:val="1f1f1f"/>
         </w:rPr>
-        <w:t xml:space="preserve">Үлдсэн практик хязгаар: GitHub Actions job account billing lock-оос эхлээгүй; sandbox нь production серверийг орлохгүй; 500/503 төлвүүд fault injection-ээр шалгагдаагүй. Өмнөх Sites deployment docs/evidence/deployment.json-д; шинэ Vercel production deployment docs/evidence/vercel-deployment.json-д байна.</w:t>
+        <w:t xml:space="preserve">Үлдсэн практик хязгаар: sandbox нь production серверийг орлохгүй; 500/503 төлвүүд fault injection-ээр шалгагдаагүй. Өмнөх Sites deployment docs/evidence/deployment.json-д; шинэ Vercel production deployment docs/evidence/vercel-deployment.json-д байна.</w:t>
       </w:r>
     </w:p>
     <w:p>
